--- a/examples/custom/doc/README.docx
+++ b/examples/custom/doc/README.docx
@@ -16,7 +16,7 @@
         <w:pStyle w:val="FirstParagraph"/>
       </w:pPr>
       <w:r>
-        <w:t xml:space="preserve">Examples focused on how to extend</w:t>
+        <w:t xml:space="preserve">This section is dedicated to one of the most important ideas in</w:t>
       </w:r>
       <w:r>
         <w:t xml:space="preserve"> </w:t>
@@ -28,10 +28,23 @@
         <w:t xml:space="preserve">daltoolbox</w:t>
       </w:r>
       <w:r>
-        <w:t xml:space="preserve"> </w:t>
-      </w:r>
-      <w:r>
-        <w:t xml:space="preserve">with custom components while preserving the same Experiment Line workflow.</w:t>
+        <w:t xml:space="preserve">: extending the Experiment Line workflow with custom components while preserving the same overall structure.</w:t>
+      </w:r>
+    </w:p>
+    <w:p>
+      <w:pPr>
+        <w:pStyle w:val="BodyText"/>
+      </w:pPr>
+      <w:r>
+        <w:t xml:space="preserve">The objective here is didactic. These examples show that integrating a new transformation, classifier, regressor, or clusterer does not require changing the framework itself. Instead, the customization is centered on a small and predictable contract: define an object, store its configuration, and implement the expected methods.</w:t>
+      </w:r>
+    </w:p>
+    <w:p>
+      <w:pPr>
+        <w:pStyle w:val="BodyText"/>
+      </w:pPr>
+      <w:r>
+        <w:t xml:space="preserve">These are good examples for readers who want to understand the extensibility of the package rather than just its built-in methods. A natural reading order is transformation, classification, regression, and then clustering.</w:t>
       </w:r>
     </w:p>
     <w:p>

--- a/examples/custom/doc/README.docx
+++ b/examples/custom/doc/README.docx
@@ -2,7 +2,7 @@
 <file path=word/document.xml><?xml version="1.0" encoding="utf-8"?>
 <w:document xmlns:w="http://schemas.openxmlformats.org/wordprocessingml/2006/main" xmlns:m="http://schemas.openxmlformats.org/officeDocument/2006/math" xmlns:r="http://schemas.openxmlformats.org/officeDocument/2006/relationships" xmlns:o="urn:schemas-microsoft-com:office:office" xmlns:v="urn:schemas-microsoft-com:vml" xmlns:w10="urn:schemas-microsoft-com:office:word" xmlns:a="http://schemas.openxmlformats.org/drawingml/2006/main" xmlns:pic="http://schemas.openxmlformats.org/drawingml/2006/picture" xmlns:wp="http://schemas.openxmlformats.org/drawingml/2006/wordprocessingDrawing">
   <w:body>
-    <w:bookmarkStart w:id="24" w:name="custom-examples"/>
+    <w:bookmarkStart w:id="27" w:name="custom-examples"/>
     <w:p>
       <w:pPr>
         <w:pStyle w:val="Heading1"/>
@@ -16,7 +16,15 @@
         <w:pStyle w:val="FirstParagraph"/>
       </w:pPr>
       <w:r>
-        <w:t xml:space="preserve">This section is dedicated to one of the most important ideas in</w:t>
+        <w:t xml:space="preserve">This section now organizes custom examples by extension role. That makes the progression more natural for learning because the reader first sees how to extend preprocessing, then supervised learners, and only after that unsupervised components.</w:t>
+      </w:r>
+    </w:p>
+    <w:p>
+      <w:pPr>
+        <w:pStyle w:val="BodyText"/>
+      </w:pPr>
+      <w:r>
+        <w:t xml:space="preserve">The unifying idea is always the same:</w:t>
       </w:r>
       <w:r>
         <w:t xml:space="preserve"> </w:t>
@@ -28,23 +36,27 @@
         <w:t xml:space="preserve">daltoolbox</w:t>
       </w:r>
       <w:r>
-        <w:t xml:space="preserve">: extending the Experiment Line workflow with custom components while preserving the same overall structure.</w:t>
+        <w:t xml:space="preserve"> </w:t>
+      </w:r>
+      <w:r>
+        <w:t xml:space="preserve">keeps the workflow stable while the user plugs in a new backend through a small integration contract.</w:t>
+      </w:r>
+    </w:p>
+    <w:bookmarkStart w:id="21" w:name="custom-data-preparation"/>
+    <w:p>
+      <w:pPr>
+        <w:pStyle w:val="Heading2"/>
+      </w:pPr>
+      <w:r>
+        <w:t xml:space="preserve">Custom Data Preparation</w:t>
       </w:r>
     </w:p>
     <w:p>
       <w:pPr>
-        <w:pStyle w:val="BodyText"/>
-      </w:pPr>
-      <w:r>
-        <w:t xml:space="preserve">The objective here is didactic. These examples show that integrating a new transformation, classifier, regressor, or clusterer does not require changing the framework itself. Instead, the customization is centered on a small and predictable contract: define an object, store its configuration, and implement the expected methods.</w:t>
-      </w:r>
-    </w:p>
-    <w:p>
-      <w:pPr>
-        <w:pStyle w:val="BodyText"/>
-      </w:pPr>
-      <w:r>
-        <w:t xml:space="preserve">These are good examples for readers who want to understand the extensibility of the package rather than just its built-in methods. A natural reading order is transformation, classification, regression, and then clustering.</w:t>
+        <w:pStyle w:val="FirstParagraph"/>
+      </w:pPr>
+      <w:r>
+        <w:t xml:space="preserve">Start here to see the lightest kind of extension: transforming the data before modeling.</w:t>
       </w:r>
     </w:p>
     <w:p>
@@ -60,7 +72,7 @@
           <w:rPr>
             <w:rStyle w:val="Hyperlink"/>
           </w:rPr>
-          <w:t xml:space="preserve">custom_transformation.md</w:t>
+          <w:t xml:space="preserve">01-custom-transformation.md</w:t>
         </w:r>
       </w:hyperlink>
       <w:r>
@@ -109,39 +121,22 @@
         <w:t xml:space="preserve">as the concrete example.</w:t>
       </w:r>
     </w:p>
+    <w:bookmarkEnd w:id="21"/>
+    <w:bookmarkStart w:id="24" w:name="custom-supervised-learners"/>
     <w:p>
       <w:pPr>
-        <w:pStyle w:val="Compact"/>
-        <w:numPr>
-          <w:ilvl w:val="0"/>
-          <w:numId w:val="1001"/>
-        </w:numPr>
-      </w:pPr>
-      <w:hyperlink r:id="rId21">
-        <w:r>
-          <w:rPr>
-            <w:rStyle w:val="Hyperlink"/>
-          </w:rPr>
-          <w:t xml:space="preserve">custom_classification.md</w:t>
-        </w:r>
-      </w:hyperlink>
-      <w:r>
-        <w:t xml:space="preserve"> </w:t>
-      </w:r>
-      <w:r>
-        <w:t xml:space="preserve">-</w:t>
-      </w:r>
-      <w:r>
-        <w:t xml:space="preserve"> </w:t>
-      </w:r>
-      <w:r>
-        <w:rPr>
-          <w:rStyle w:val="VerbatimChar"/>
-        </w:rPr>
-        <w:t xml:space="preserve">cla_rsnns_custom</w:t>
-      </w:r>
-      <w:r>
-        <w:t xml:space="preserve">: shows how to create a custom classifier with constructor,</w:t>
+        <w:pStyle w:val="Heading2"/>
+      </w:pPr>
+      <w:r>
+        <w:t xml:space="preserve">Custom Supervised Learners</w:t>
+      </w:r>
+    </w:p>
+    <w:p>
+      <w:pPr>
+        <w:pStyle w:val="FirstParagraph"/>
+      </w:pPr>
+      <w:r>
+        <w:t xml:space="preserve">These examples show how to integrate custom classifiers and regressors while preserving the same</w:t>
       </w:r>
       <w:r>
         <w:t xml:space="preserve"> </w:t>
@@ -153,31 +148,10 @@
         <w:t xml:space="preserve">fit()</w:t>
       </w:r>
       <w:r>
-        <w:t xml:space="preserve">, and</w:t>
-      </w:r>
-      <w:r>
-        <w:t xml:space="preserve"> </w:t>
-      </w:r>
-      <w:r>
-        <w:rPr>
-          <w:rStyle w:val="VerbatimChar"/>
-        </w:rPr>
-        <w:t xml:space="preserve">predict()</w:t>
-      </w:r>
-      <w:r>
-        <w:t xml:space="preserve">, using</w:t>
-      </w:r>
-      <w:r>
-        <w:t xml:space="preserve"> </w:t>
-      </w:r>
-      <w:r>
-        <w:rPr>
-          <w:rStyle w:val="VerbatimChar"/>
-        </w:rPr>
-        <w:t xml:space="preserve">RSNNS::mlp</w:t>
-      </w:r>
-      <w:r>
-        <w:t xml:space="preserve">.</w:t>
+        <w:t xml:space="preserve"> </w:t>
+      </w:r>
+      <w:r>
+        <w:t xml:space="preserve">and prediction logic seen in built-in examples.</w:t>
       </w:r>
     </w:p>
     <w:p>
@@ -185,7 +159,7 @@
         <w:pStyle w:val="Compact"/>
         <w:numPr>
           <w:ilvl w:val="0"/>
-          <w:numId w:val="1001"/>
+          <w:numId w:val="1002"/>
         </w:numPr>
       </w:pPr>
       <w:hyperlink r:id="rId22">
@@ -193,7 +167,7 @@
           <w:rPr>
             <w:rStyle w:val="Hyperlink"/>
           </w:rPr>
-          <w:t xml:space="preserve">custom_regression.md</w:t>
+          <w:t xml:space="preserve">02-custom-classification.md</w:t>
         </w:r>
       </w:hyperlink>
       <w:r>
@@ -209,10 +183,10 @@
         <w:rPr>
           <w:rStyle w:val="VerbatimChar"/>
         </w:rPr>
-        <w:t xml:space="preserve">reg_rsnns_custom</w:t>
-      </w:r>
-      <w:r>
-        <w:t xml:space="preserve">: shows how to create a custom regressor with constructor,</w:t>
+        <w:t xml:space="preserve">cla_rsnns_custom</w:t>
+      </w:r>
+      <w:r>
+        <w:t xml:space="preserve">: shows how to create a custom classifier with constructor,</w:t>
       </w:r>
       <w:r>
         <w:t xml:space="preserve"> </w:t>
@@ -248,10 +222,7 @@
         <w:t xml:space="preserve">RSNNS::mlp</w:t>
       </w:r>
       <w:r>
-        <w:t xml:space="preserve"> </w:t>
-      </w:r>
-      <w:r>
-        <w:t xml:space="preserve">with linear output.</w:t>
+        <w:t xml:space="preserve">.</w:t>
       </w:r>
     </w:p>
     <w:p>
@@ -259,7 +230,7 @@
         <w:pStyle w:val="Compact"/>
         <w:numPr>
           <w:ilvl w:val="0"/>
-          <w:numId w:val="1001"/>
+          <w:numId w:val="1002"/>
         </w:numPr>
       </w:pPr>
       <w:hyperlink r:id="rId23">
@@ -267,7 +238,99 @@
           <w:rPr>
             <w:rStyle w:val="Hyperlink"/>
           </w:rPr>
-          <w:t xml:space="preserve">custom_clustering.md</w:t>
+          <w:t xml:space="preserve">03-custom-regression.md</w:t>
+        </w:r>
+      </w:hyperlink>
+      <w:r>
+        <w:t xml:space="preserve"> </w:t>
+      </w:r>
+      <w:r>
+        <w:t xml:space="preserve">-</w:t>
+      </w:r>
+      <w:r>
+        <w:t xml:space="preserve"> </w:t>
+      </w:r>
+      <w:r>
+        <w:rPr>
+          <w:rStyle w:val="VerbatimChar"/>
+        </w:rPr>
+        <w:t xml:space="preserve">reg_rsnns_custom</w:t>
+      </w:r>
+      <w:r>
+        <w:t xml:space="preserve">: shows how to create a custom regressor with constructor,</w:t>
+      </w:r>
+      <w:r>
+        <w:t xml:space="preserve"> </w:t>
+      </w:r>
+      <w:r>
+        <w:rPr>
+          <w:rStyle w:val="VerbatimChar"/>
+        </w:rPr>
+        <w:t xml:space="preserve">fit()</w:t>
+      </w:r>
+      <w:r>
+        <w:t xml:space="preserve">, and</w:t>
+      </w:r>
+      <w:r>
+        <w:t xml:space="preserve"> </w:t>
+      </w:r>
+      <w:r>
+        <w:rPr>
+          <w:rStyle w:val="VerbatimChar"/>
+        </w:rPr>
+        <w:t xml:space="preserve">predict()</w:t>
+      </w:r>
+      <w:r>
+        <w:t xml:space="preserve">, using</w:t>
+      </w:r>
+      <w:r>
+        <w:t xml:space="preserve"> </w:t>
+      </w:r>
+      <w:r>
+        <w:rPr>
+          <w:rStyle w:val="VerbatimChar"/>
+        </w:rPr>
+        <w:t xml:space="preserve">RSNNS::mlp</w:t>
+      </w:r>
+      <w:r>
+        <w:t xml:space="preserve"> </w:t>
+      </w:r>
+      <w:r>
+        <w:t xml:space="preserve">with linear output.</w:t>
+      </w:r>
+    </w:p>
+    <w:bookmarkEnd w:id="24"/>
+    <w:bookmarkStart w:id="26" w:name="custom-unsupervised-components"/>
+    <w:p>
+      <w:pPr>
+        <w:pStyle w:val="Heading2"/>
+      </w:pPr>
+      <w:r>
+        <w:t xml:space="preserve">Custom Unsupervised Components</w:t>
+      </w:r>
+    </w:p>
+    <w:p>
+      <w:pPr>
+        <w:pStyle w:val="FirstParagraph"/>
+      </w:pPr>
+      <w:r>
+        <w:t xml:space="preserve">Finish here to see how the same integration contract extends to clustering.</w:t>
+      </w:r>
+    </w:p>
+    <w:p>
+      <w:pPr>
+        <w:pStyle w:val="Compact"/>
+        <w:numPr>
+          <w:ilvl w:val="0"/>
+          <w:numId w:val="1003"/>
+        </w:numPr>
+      </w:pPr>
+      <w:hyperlink r:id="rId25">
+        <w:r>
+          <w:rPr>
+            <w:rStyle w:val="Hyperlink"/>
+          </w:rPr>
+          <w:t xml:space="preserve">04-custom-clustering.md</w:t>
         </w:r>
       </w:hyperlink>
       <w:r>
@@ -325,7 +388,8 @@
         <w:t xml:space="preserve">.</w:t>
       </w:r>
     </w:p>
-    <w:bookmarkEnd w:id="24"/>
+    <w:bookmarkEnd w:id="26"/>
+    <w:bookmarkEnd w:id="27"/>
     <w:sectPr>
       <w:footnotePr>
         <w:numRestart w:val="eachSect"/>
@@ -543,6 +607,12 @@
     <w:abstractNumId w:val="990"/>
   </w:num>
   <w:num w:numId="1001">
+    <w:abstractNumId w:val="991"/>
+  </w:num>
+  <w:num w:numId="1002">
+    <w:abstractNumId w:val="991"/>
+  </w:num>
+  <w:num w:numId="1003">
     <w:abstractNumId w:val="991"/>
   </w:num>
 </w:numbering>

--- a/examples/custom/doc/README.docx
+++ b/examples/custom/doc/README.docx
@@ -2,7 +2,7 @@
 <file path=word/document.xml><?xml version="1.0" encoding="utf-8"?>
 <w:document xmlns:w="http://schemas.openxmlformats.org/wordprocessingml/2006/main" xmlns:m="http://schemas.openxmlformats.org/officeDocument/2006/math" xmlns:r="http://schemas.openxmlformats.org/officeDocument/2006/relationships" xmlns:o="urn:schemas-microsoft-com:office:office" xmlns:v="urn:schemas-microsoft-com:vml" xmlns:w10="urn:schemas-microsoft-com:office:word" xmlns:a="http://schemas.openxmlformats.org/drawingml/2006/main" xmlns:pic="http://schemas.openxmlformats.org/drawingml/2006/picture" xmlns:wp="http://schemas.openxmlformats.org/drawingml/2006/wordprocessingDrawing">
   <w:body>
-    <w:bookmarkStart w:id="27" w:name="custom-examples"/>
+    <w:bookmarkStart w:id="16" w:name="custom-examples"/>
     <w:p>
       <w:pPr>
         <w:pStyle w:val="Heading1"/>
@@ -42,7 +42,7 @@
         <w:t xml:space="preserve">keeps the workflow stable while the user plugs in a new backend through a small integration contract.</w:t>
       </w:r>
     </w:p>
-    <w:bookmarkStart w:id="21" w:name="custom-data-preparation"/>
+    <w:bookmarkStart w:id="10" w:name="custom-data-preparation"/>
     <w:p>
       <w:pPr>
         <w:pStyle w:val="Heading2"/>
@@ -67,7 +67,7 @@
           <w:numId w:val="1001"/>
         </w:numPr>
       </w:pPr>
-      <w:hyperlink r:id="rId20">
+      <w:hyperlink r:id="rId9">
         <w:r>
           <w:rPr>
             <w:rStyle w:val="Hyperlink"/>
@@ -121,8 +121,8 @@
         <w:t xml:space="preserve">as the concrete example.</w:t>
       </w:r>
     </w:p>
-    <w:bookmarkEnd w:id="21"/>
-    <w:bookmarkStart w:id="24" w:name="custom-supervised-learners"/>
+    <w:bookmarkEnd w:id="10"/>
+    <w:bookmarkStart w:id="13" w:name="custom-supervised-learners"/>
     <w:p>
       <w:pPr>
         <w:pStyle w:val="Heading2"/>
@@ -162,7 +162,7 @@
           <w:numId w:val="1002"/>
         </w:numPr>
       </w:pPr>
-      <w:hyperlink r:id="rId22">
+      <w:hyperlink r:id="rId11">
         <w:r>
           <w:rPr>
             <w:rStyle w:val="Hyperlink"/>
@@ -233,7 +233,7 @@
           <w:numId w:val="1002"/>
         </w:numPr>
       </w:pPr>
-      <w:hyperlink r:id="rId23">
+      <w:hyperlink r:id="rId12">
         <w:r>
           <w:rPr>
             <w:rStyle w:val="Hyperlink"/>
@@ -299,8 +299,8 @@
         <w:t xml:space="preserve">with linear output.</w:t>
       </w:r>
     </w:p>
-    <w:bookmarkEnd w:id="24"/>
-    <w:bookmarkStart w:id="26" w:name="custom-unsupervised-components"/>
+    <w:bookmarkEnd w:id="13"/>
+    <w:bookmarkStart w:id="15" w:name="custom-unsupervised-components"/>
     <w:p>
       <w:pPr>
         <w:pStyle w:val="Heading2"/>
@@ -325,7 +325,7 @@
           <w:numId w:val="1003"/>
         </w:numPr>
       </w:pPr>
-      <w:hyperlink r:id="rId25">
+      <w:hyperlink r:id="rId14">
         <w:r>
           <w:rPr>
             <w:rStyle w:val="Hyperlink"/>
@@ -388,8 +388,8 @@
         <w:t xml:space="preserve">.</w:t>
       </w:r>
     </w:p>
-    <w:bookmarkEnd w:id="26"/>
-    <w:bookmarkEnd w:id="27"/>
+    <w:bookmarkEnd w:id="15"/>
+    <w:bookmarkEnd w:id="16"/>
     <w:sectPr>
       <w:footnotePr>
         <w:numRestart w:val="eachSect"/>
@@ -623,10 +623,10 @@
   <w:docDefaults>
     <w:rPrDefault>
       <w:rPr>
-        <w:rFonts w:asciiTheme="minorHAnsi" w:cstheme="minorBidi" w:eastAsiaTheme="minorHAnsi" w:hAnsiTheme="minorHAnsi"/>
+        <w:rFonts w:asciiTheme="minorHAnsi" w:cstheme="minorBidi" w:eastAsiaTheme="minorEastAsia" w:hAnsiTheme="minorHAnsi"/>
         <w:sz w:val="24"/>
         <w:szCs w:val="24"/>
-        <w:lang w:bidi="ar-SA" w:eastAsia="en-US" w:val="en-US"/>
+        <w:lang w:bidi="ar-SA" w:eastAsia="zh-CN" w:val="en-US"/>
       </w:rPr>
     </w:rPrDefault>
     <w:pPrDefault>
@@ -1167,13 +1167,6 @@
       </w:tblCellMar>
     </w:tblPr>
     <w:tblStylePr w:type="firstRow">
-      <w:tblPr>
-        <w:jc w:val="left"/>
-        <w:tblInd w:type="dxa" w:w="0"/>
-      </w:tblPr>
-      <w:trPr>
-        <w:jc w:val="left"/>
-      </w:trPr>
       <w:tcPr>
         <w:tcBorders>
           <w:bottom w:val="single"/>

--- a/examples/custom/doc/README.docx
+++ b/examples/custom/doc/README.docx
@@ -2,13 +2,13 @@
 <file path=word/document.xml><?xml version="1.0" encoding="utf-8"?>
 <w:document xmlns:w="http://schemas.openxmlformats.org/wordprocessingml/2006/main" xmlns:m="http://schemas.openxmlformats.org/officeDocument/2006/math" xmlns:r="http://schemas.openxmlformats.org/officeDocument/2006/relationships" xmlns:o="urn:schemas-microsoft-com:office:office" xmlns:v="urn:schemas-microsoft-com:vml" xmlns:w10="urn:schemas-microsoft-com:office:word" xmlns:a="http://schemas.openxmlformats.org/drawingml/2006/main" xmlns:pic="http://schemas.openxmlformats.org/drawingml/2006/picture" xmlns:wp="http://schemas.openxmlformats.org/drawingml/2006/wordprocessingDrawing">
   <w:body>
-    <w:bookmarkStart w:id="16" w:name="custom-examples"/>
+    <w:bookmarkStart w:id="19" w:name="custom-extension-examples"/>
     <w:p>
       <w:pPr>
         <w:pStyle w:val="Heading1"/>
       </w:pPr>
       <w:r>
-        <w:t xml:space="preserve">Custom Examples</w:t>
+        <w:t xml:space="preserve">Custom Extension Examples</w:t>
       </w:r>
     </w:p>
     <w:p>
@@ -16,15 +16,7 @@
         <w:pStyle w:val="FirstParagraph"/>
       </w:pPr>
       <w:r>
-        <w:t xml:space="preserve">This section now organizes custom examples by extension role. That makes the progression more natural for learning because the reader first sees how to extend preprocessing, then supervised learners, and only after that unsupervised components.</w:t>
-      </w:r>
-    </w:p>
-    <w:p>
-      <w:pPr>
-        <w:pStyle w:val="BodyText"/>
-      </w:pPr>
-      <w:r>
-        <w:t xml:space="preserve">The unifying idea is always the same:</w:t>
+        <w:t xml:space="preserve">This folder explains how to extend</w:t>
       </w:r>
       <w:r>
         <w:t xml:space="preserve"> </w:t>
@@ -39,24 +31,24 @@
         <w:t xml:space="preserve"> </w:t>
       </w:r>
       <w:r>
-        <w:t xml:space="preserve">keeps the workflow stable while the user plugs in a new backend through a small integration contract.</w:t>
-      </w:r>
-    </w:p>
-    <w:bookmarkStart w:id="10" w:name="custom-data-preparation"/>
-    <w:p>
-      <w:pPr>
-        <w:pStyle w:val="Heading2"/>
-      </w:pPr>
-      <w:r>
-        <w:t xml:space="preserve">Custom Data Preparation</w:t>
+        <w:t xml:space="preserve">without breaking the package workflow. The numbering now uses wide semantic gaps because each example belongs to a different extension family and should be read as a separate contract: transformation, classification, regression, and clustering.</w:t>
       </w:r>
     </w:p>
     <w:p>
       <w:pPr>
-        <w:pStyle w:val="FirstParagraph"/>
-      </w:pPr>
-      <w:r>
-        <w:t xml:space="preserve">Start here to see the lightest kind of extension: transforming the data before modeling.</w:t>
+        <w:pStyle w:val="BodyText"/>
+      </w:pPr>
+      <w:r>
+        <w:t xml:space="preserve">The didactic idea is simple: once you understand the constructor and the required S3 method for one family, the others become easier to adapt.</w:t>
+      </w:r>
+    </w:p>
+    <w:bookmarkStart w:id="10" w:name="data-transformation"/>
+    <w:p>
+      <w:pPr>
+        <w:pStyle w:val="Heading2"/>
+      </w:pPr>
+      <w:r>
+        <w:t xml:space="preserve">Data Transformation</w:t>
       </w:r>
     </w:p>
     <w:p>
@@ -79,19 +71,7 @@
         <w:t xml:space="preserve"> </w:t>
       </w:r>
       <w:r>
-        <w:t xml:space="preserve">-</w:t>
-      </w:r>
-      <w:r>
-        <w:t xml:space="preserve"> </w:t>
-      </w:r>
-      <w:r>
-        <w:rPr>
-          <w:rStyle w:val="VerbatimChar"/>
-        </w:rPr>
-        <w:t xml:space="preserve">smote_custom</w:t>
-      </w:r>
-      <w:r>
-        <w:t xml:space="preserve">: shows how to create a custom transformation with a constructor and</w:t>
+        <w:t xml:space="preserve">- create a custom transformation object and implement</w:t>
       </w:r>
       <w:r>
         <w:t xml:space="preserve"> </w:t>
@@ -103,55 +83,17 @@
         <w:t xml:space="preserve">transform()</w:t>
       </w:r>
       <w:r>
-        <w:t xml:space="preserve">, using</w:t>
-      </w:r>
-      <w:r>
-        <w:t xml:space="preserve"> </w:t>
-      </w:r>
-      <w:r>
-        <w:rPr>
-          <w:rStyle w:val="VerbatimChar"/>
-        </w:rPr>
-        <w:t xml:space="preserve">smotefamily::SMOTE</w:t>
-      </w:r>
-      <w:r>
-        <w:t xml:space="preserve"> </w:t>
-      </w:r>
-      <w:r>
-        <w:t xml:space="preserve">as the concrete example.</w:t>
+        <w:t xml:space="preserve">.</w:t>
       </w:r>
     </w:p>
     <w:bookmarkEnd w:id="10"/>
-    <w:bookmarkStart w:id="13" w:name="custom-supervised-learners"/>
+    <w:bookmarkStart w:id="14" w:name="custom-learners"/>
     <w:p>
       <w:pPr>
         <w:pStyle w:val="Heading2"/>
       </w:pPr>
       <w:r>
-        <w:t xml:space="preserve">Custom Supervised Learners</w:t>
-      </w:r>
-    </w:p>
-    <w:p>
-      <w:pPr>
-        <w:pStyle w:val="FirstParagraph"/>
-      </w:pPr>
-      <w:r>
-        <w:t xml:space="preserve">These examples show how to integrate custom classifiers and regressors while preserving the same</w:t>
-      </w:r>
-      <w:r>
-        <w:t xml:space="preserve"> </w:t>
-      </w:r>
-      <w:r>
-        <w:rPr>
-          <w:rStyle w:val="VerbatimChar"/>
-        </w:rPr>
-        <w:t xml:space="preserve">fit()</w:t>
-      </w:r>
-      <w:r>
-        <w:t xml:space="preserve"> </w:t>
-      </w:r>
-      <w:r>
-        <w:t xml:space="preserve">and prediction logic seen in built-in examples.</w:t>
+        <w:t xml:space="preserve">Custom Learners</w:t>
       </w:r>
     </w:p>
     <w:p>
@@ -167,62 +109,14 @@
           <w:rPr>
             <w:rStyle w:val="Hyperlink"/>
           </w:rPr>
-          <w:t xml:space="preserve">02-custom-classification.md</w:t>
+          <w:t xml:space="preserve">10-custom-classification.md</w:t>
         </w:r>
       </w:hyperlink>
       <w:r>
         <w:t xml:space="preserve"> </w:t>
       </w:r>
       <w:r>
-        <w:t xml:space="preserve">-</w:t>
-      </w:r>
-      <w:r>
-        <w:t xml:space="preserve"> </w:t>
-      </w:r>
-      <w:r>
-        <w:rPr>
-          <w:rStyle w:val="VerbatimChar"/>
-        </w:rPr>
-        <w:t xml:space="preserve">cla_rsnns_custom</w:t>
-      </w:r>
-      <w:r>
-        <w:t xml:space="preserve">: shows how to create a custom classifier with constructor,</w:t>
-      </w:r>
-      <w:r>
-        <w:t xml:space="preserve"> </w:t>
-      </w:r>
-      <w:r>
-        <w:rPr>
-          <w:rStyle w:val="VerbatimChar"/>
-        </w:rPr>
-        <w:t xml:space="preserve">fit()</w:t>
-      </w:r>
-      <w:r>
-        <w:t xml:space="preserve">, and</w:t>
-      </w:r>
-      <w:r>
-        <w:t xml:space="preserve"> </w:t>
-      </w:r>
-      <w:r>
-        <w:rPr>
-          <w:rStyle w:val="VerbatimChar"/>
-        </w:rPr>
-        <w:t xml:space="preserve">predict()</w:t>
-      </w:r>
-      <w:r>
-        <w:t xml:space="preserve">, using</w:t>
-      </w:r>
-      <w:r>
-        <w:t xml:space="preserve"> </w:t>
-      </w:r>
-      <w:r>
-        <w:rPr>
-          <w:rStyle w:val="VerbatimChar"/>
-        </w:rPr>
-        <w:t xml:space="preserve">RSNNS::mlp</w:t>
-      </w:r>
-      <w:r>
-        <w:t xml:space="preserve">.</w:t>
+        <w:t xml:space="preserve">- create a custom classifier that fits and predicts inside the DAL interface.</w:t>
       </w:r>
     </w:p>
     <w:p>
@@ -238,83 +132,55 @@
           <w:rPr>
             <w:rStyle w:val="Hyperlink"/>
           </w:rPr>
-          <w:t xml:space="preserve">03-custom-regression.md</w:t>
+          <w:t xml:space="preserve">20-custom-regression.md</w:t>
         </w:r>
       </w:hyperlink>
       <w:r>
         <w:t xml:space="preserve"> </w:t>
       </w:r>
       <w:r>
-        <w:t xml:space="preserve">-</w:t>
-      </w:r>
-      <w:r>
-        <w:t xml:space="preserve"> </w:t>
-      </w:r>
-      <w:r>
-        <w:rPr>
-          <w:rStyle w:val="VerbatimChar"/>
-        </w:rPr>
-        <w:t xml:space="preserve">reg_rsnns_custom</w:t>
-      </w:r>
-      <w:r>
-        <w:t xml:space="preserve">: shows how to create a custom regressor with constructor,</w:t>
-      </w:r>
-      <w:r>
-        <w:t xml:space="preserve"> </w:t>
-      </w:r>
-      <w:r>
-        <w:rPr>
-          <w:rStyle w:val="VerbatimChar"/>
-        </w:rPr>
-        <w:t xml:space="preserve">fit()</w:t>
-      </w:r>
-      <w:r>
-        <w:t xml:space="preserve">, and</w:t>
-      </w:r>
-      <w:r>
-        <w:t xml:space="preserve"> </w:t>
-      </w:r>
-      <w:r>
-        <w:rPr>
-          <w:rStyle w:val="VerbatimChar"/>
-        </w:rPr>
-        <w:t xml:space="preserve">predict()</w:t>
-      </w:r>
-      <w:r>
-        <w:t xml:space="preserve">, using</w:t>
-      </w:r>
-      <w:r>
-        <w:t xml:space="preserve"> </w:t>
-      </w:r>
-      <w:r>
-        <w:rPr>
-          <w:rStyle w:val="VerbatimChar"/>
-        </w:rPr>
-        <w:t xml:space="preserve">RSNNS::mlp</w:t>
-      </w:r>
-      <w:r>
-        <w:t xml:space="preserve"> </w:t>
-      </w:r>
-      <w:r>
-        <w:t xml:space="preserve">with linear output.</w:t>
-      </w:r>
-    </w:p>
-    <w:bookmarkEnd w:id="13"/>
-    <w:bookmarkStart w:id="15" w:name="custom-unsupervised-components"/>
-    <w:p>
-      <w:pPr>
-        <w:pStyle w:val="Heading2"/>
-      </w:pPr>
-      <w:r>
-        <w:t xml:space="preserve">Custom Unsupervised Components</w:t>
+        <w:t xml:space="preserve">- create a custom regressor while preserving the same experiment contract.</w:t>
       </w:r>
     </w:p>
     <w:p>
       <w:pPr>
+        <w:pStyle w:val="Compact"/>
+        <w:numPr>
+          <w:ilvl w:val="0"/>
+          <w:numId w:val="1002"/>
+        </w:numPr>
+      </w:pPr>
+      <w:hyperlink r:id="rId13">
+        <w:r>
+          <w:rPr>
+            <w:rStyle w:val="Hyperlink"/>
+          </w:rPr>
+          <w:t xml:space="preserve">30-custom-clustering.md</w:t>
+        </w:r>
+      </w:hyperlink>
+      <w:r>
+        <w:t xml:space="preserve"> </w:t>
+      </w:r>
+      <w:r>
+        <w:t xml:space="preserve">- create a custom clustering method that integrates with unsupervised workflows.</w:t>
+      </w:r>
+    </w:p>
+    <w:bookmarkEnd w:id="14"/>
+    <w:bookmarkStart w:id="18" w:name="base-contracts"/>
+    <w:p>
+      <w:pPr>
+        <w:pStyle w:val="Heading2"/>
+      </w:pPr>
+      <w:r>
+        <w:t xml:space="preserve">Base Contracts</w:t>
+      </w:r>
+    </w:p>
+    <w:p>
+      <w:pPr>
         <w:pStyle w:val="FirstParagraph"/>
       </w:pPr>
       <w:r>
-        <w:t xml:space="preserve">Finish here to see how the same integration contract extends to clustering.</w:t>
+        <w:t xml:space="preserve">These examples document the minimal interfaces that specialized implementations inherit from.</w:t>
       </w:r>
     </w:p>
     <w:p>
@@ -325,71 +191,69 @@
           <w:numId w:val="1003"/>
         </w:numPr>
       </w:pPr>
-      <w:hyperlink r:id="rId14">
+      <w:hyperlink r:id="rId15">
         <w:r>
           <w:rPr>
             <w:rStyle w:val="Hyperlink"/>
           </w:rPr>
-          <w:t xml:space="preserve">04-custom-clustering.md</w:t>
+          <w:t xml:space="preserve">40-autoencoder-base-encoder.md</w:t>
         </w:r>
       </w:hyperlink>
       <w:r>
         <w:t xml:space="preserve"> </w:t>
       </w:r>
       <w:r>
-        <w:t xml:space="preserve">-</w:t>
-      </w:r>
+        <w:t xml:space="preserve">- inspect the encoder-only autoencoder base contract.</w:t>
+      </w:r>
+    </w:p>
+    <w:p>
+      <w:pPr>
+        <w:pStyle w:val="Compact"/>
+        <w:numPr>
+          <w:ilvl w:val="0"/>
+          <w:numId w:val="1003"/>
+        </w:numPr>
+      </w:pPr>
+      <w:hyperlink r:id="rId16">
+        <w:r>
+          <w:rPr>
+            <w:rStyle w:val="Hyperlink"/>
+          </w:rPr>
+          <w:t xml:space="preserve">41-autoencoder-base-encoder-decoder.md</w:t>
+        </w:r>
+      </w:hyperlink>
       <w:r>
         <w:t xml:space="preserve"> </w:t>
       </w:r>
       <w:r>
-        <w:rPr>
-          <w:rStyle w:val="VerbatimChar"/>
-        </w:rPr>
-        <w:t xml:space="preserve">cluster_agnes_custom</w:t>
-      </w:r>
-      <w:r>
-        <w:t xml:space="preserve">: shows how to create a custom clusterer with constructor,</w:t>
-      </w:r>
+        <w:t xml:space="preserve">- inspect the encoder-decoder autoencoder base contract.</w:t>
+      </w:r>
+    </w:p>
+    <w:p>
+      <w:pPr>
+        <w:pStyle w:val="Compact"/>
+        <w:numPr>
+          <w:ilvl w:val="0"/>
+          <w:numId w:val="1003"/>
+        </w:numPr>
+      </w:pPr>
+      <w:hyperlink r:id="rId17">
+        <w:r>
+          <w:rPr>
+            <w:rStyle w:val="Hyperlink"/>
+          </w:rPr>
+          <w:t xml:space="preserve">50-pattern-miner-base.md</w:t>
+        </w:r>
+      </w:hyperlink>
       <w:r>
         <w:t xml:space="preserve"> </w:t>
       </w:r>
       <w:r>
-        <w:rPr>
-          <w:rStyle w:val="VerbatimChar"/>
-        </w:rPr>
-        <w:t xml:space="preserve">fit()</w:t>
-      </w:r>
-      <w:r>
-        <w:t xml:space="preserve">, and</w:t>
-      </w:r>
-      <w:r>
-        <w:t xml:space="preserve"> </w:t>
-      </w:r>
-      <w:r>
-        <w:rPr>
-          <w:rStyle w:val="VerbatimChar"/>
-        </w:rPr>
-        <w:t xml:space="preserve">cluster()</w:t>
-      </w:r>
-      <w:r>
-        <w:t xml:space="preserve">, using</w:t>
-      </w:r>
-      <w:r>
-        <w:t xml:space="preserve"> </w:t>
-      </w:r>
-      <w:r>
-        <w:rPr>
-          <w:rStyle w:val="VerbatimChar"/>
-        </w:rPr>
-        <w:t xml:space="preserve">cluster::agnes</w:t>
-      </w:r>
-      <w:r>
-        <w:t xml:space="preserve">.</w:t>
+        <w:t xml:space="preserve">- inspect the common pattern-miner workflow and slots.</w:t>
       </w:r>
     </w:p>
-    <w:bookmarkEnd w:id="15"/>
-    <w:bookmarkEnd w:id="16"/>
+    <w:bookmarkEnd w:id="18"/>
+    <w:bookmarkEnd w:id="19"/>
     <w:sectPr>
       <w:footnotePr>
         <w:numRestart w:val="eachSect"/>
